--- a/Section10&11_Eureka_Discovery_Service/1-Create Eureka.docx
+++ b/Section10&11_Eureka_Discovery_Service/1-Create Eureka.docx
@@ -130,21 +130,12 @@
         </w:rPr>
         <w:t xml:space="preserve"> add </w:t>
       </w:r>
-      <w:proofErr w:type="spellStart"/>
-      <w:r>
-        <w:rPr>
-          <w:sz w:val="28"/>
-          <w:szCs w:val="28"/>
-        </w:rPr>
-        <w:t>dependany</w:t>
-      </w:r>
-      <w:proofErr w:type="spellEnd"/>
-      <w:r>
-        <w:rPr>
-          <w:sz w:val="28"/>
-          <w:szCs w:val="28"/>
-        </w:rPr>
-        <w:t xml:space="preserve"> </w:t>
+      <w:r>
+        <w:rPr>
+          <w:sz w:val="28"/>
+          <w:szCs w:val="28"/>
+        </w:rPr>
+        <w:t xml:space="preserve">dependency </w:t>
       </w:r>
       <w:proofErr w:type="gramStart"/>
       <w:r>
@@ -223,6 +214,7 @@
           <w:numId w:val="1"/>
         </w:numPr>
         <w:rPr>
+          <w:color w:val="EE0000"/>
           <w:sz w:val="28"/>
           <w:szCs w:val="28"/>
         </w:rPr>
@@ -244,7 +236,17 @@
           <w:szCs w:val="45"/>
           <w:lang w:bidi="km-KH"/>
         </w:rPr>
-        <w:t>Spring Boot this is Eureka Service</w:t>
+        <w:t xml:space="preserve">Spring Boot this is </w:t>
+      </w:r>
+      <w:r>
+        <w:rPr>
+          <w:rFonts w:cstheme="minorBidi"/>
+          <w:color w:val="EE0000"/>
+          <w:sz w:val="28"/>
+          <w:szCs w:val="45"/>
+          <w:lang w:bidi="km-KH"/>
+        </w:rPr>
+        <w:t>Eureka Service</w:t>
       </w:r>
     </w:p>
     <w:p>
@@ -1362,7 +1364,7 @@
           <w:szCs w:val="24"/>
         </w:rPr>
         <w:drawing>
-          <wp:anchor distT="0" distB="0" distL="114300" distR="114300" simplePos="0" relativeHeight="251661312" behindDoc="1" locked="0" layoutInCell="1" allowOverlap="1" wp14:anchorId="2746ED2A" wp14:editId="6FD2BC15">
+          <wp:anchor distT="0" distB="0" distL="114300" distR="114300" simplePos="0" relativeHeight="251661312" behindDoc="1" locked="0" layoutInCell="1" allowOverlap="1" wp14:anchorId="2746ED2A" wp14:editId="1B0C51D7">
             <wp:simplePos x="0" y="0"/>
             <wp:positionH relativeFrom="column">
               <wp:posOffset>1905</wp:posOffset>
